--- a/docs/лаб15.docx
+++ b/docs/лаб15.docx
@@ -806,7 +806,16 @@
                 <w:szCs w:val="28"/>
                 <w:u w:val="single"/>
               </w:rPr>
-              <w:t>, Института Перспективной Инженерии</w:t>
+              <w:t xml:space="preserve">, </w:t>
+            </w:r>
+            <w:r>
+              <w:rPr>
+                <w:bCs/>
+                <w:sz w:val="24"/>
+                <w:szCs w:val="24"/>
+                <w:u w:val="single"/>
+              </w:rPr>
+              <w:t>Информационных технологий и кибербезопасности</w:t>
             </w:r>
           </w:p>
           <w:p>
@@ -1153,21 +1162,7 @@
         <w:rPr>
           <w:szCs w:val="28"/>
         </w:rPr>
-        <w:t xml:space="preserve">Система </w:t>
-      </w:r>
-      <w:proofErr w:type="gramStart"/>
-      <w:r>
-        <w:rPr>
-          <w:szCs w:val="28"/>
-        </w:rPr>
-        <w:t>заказа</w:t>
-      </w:r>
-      <w:proofErr w:type="gramEnd"/>
-      <w:r>
-        <w:rPr>
-          <w:szCs w:val="28"/>
-        </w:rPr>
-        <w:t xml:space="preserve"> состоящая из двух микросервисов</w:t>
+        <w:t>Система заказа состоящая из двух микросервисов</w:t>
       </w:r>
     </w:p>
     <w:p>
@@ -1308,28 +1303,7 @@
           <w:rFonts w:cs="Times New Roman"/>
           <w:szCs w:val="28"/>
         </w:rPr>
-        <w:t>Идиоматические паттерны — низкоуровневые, «</w:t>
-      </w:r>
-      <w:r>
-        <w:rPr>
-          <w:rFonts w:cs="Times New Roman"/>
-          <w:szCs w:val="28"/>
-        </w:rPr>
-        <w:t>решения</w:t>
-      </w:r>
-      <w:r>
-        <w:rPr>
-          <w:rFonts w:cs="Times New Roman"/>
-          <w:szCs w:val="28"/>
-        </w:rPr>
-        <w:t>» для конкретного языка или платформы</w:t>
-      </w:r>
-      <w:r>
-        <w:rPr>
-          <w:rFonts w:cs="Times New Roman"/>
-          <w:szCs w:val="28"/>
-        </w:rPr>
-        <w:t>, которые описывают как решать типовые задачи на конкретном языке:</w:t>
+        <w:t>Идиоматические паттерны — низкоуровневые, «решения» для конкретного языка или платформы, которые описывают как решать типовые задачи на конкретном языке:</w:t>
       </w:r>
     </w:p>
     <w:p>
@@ -1482,21 +1456,7 @@
           <w:rFonts w:cs="Times New Roman"/>
           <w:szCs w:val="28"/>
         </w:rPr>
-        <w:t>как избежать избыточ</w:t>
-      </w:r>
-      <w:r>
-        <w:rPr>
-          <w:rFonts w:cs="Times New Roman"/>
-          <w:szCs w:val="28"/>
-        </w:rPr>
-        <w:t xml:space="preserve">ного выделения памяти </w:t>
-      </w:r>
-      <w:r>
-        <w:rPr>
-          <w:rFonts w:cs="Times New Roman"/>
-          <w:szCs w:val="28"/>
-        </w:rPr>
-        <w:t>(</w:t>
+        <w:t>как избежать избыточного выделения памяти (</w:t>
       </w:r>
       <w:proofErr w:type="spellStart"/>
       <w:r>
@@ -1628,35 +1588,7 @@
           <w:rFonts w:cs="Times New Roman"/>
           <w:szCs w:val="28"/>
         </w:rPr>
-        <w:t xml:space="preserve">) забирают </w:t>
-      </w:r>
-      <w:r>
-        <w:rPr>
-          <w:rFonts w:cs="Times New Roman"/>
-          <w:szCs w:val="28"/>
-        </w:rPr>
-        <w:t>задачи из</w:t>
-      </w:r>
-      <w:r>
-        <w:rPr>
-          <w:rFonts w:cs="Times New Roman"/>
-          <w:szCs w:val="28"/>
-        </w:rPr>
-        <w:t xml:space="preserve"> </w:t>
-      </w:r>
-      <w:r>
-        <w:rPr>
-          <w:rFonts w:cs="Times New Roman"/>
-          <w:szCs w:val="28"/>
-        </w:rPr>
-        <w:t>очереди</w:t>
-      </w:r>
-      <w:r>
-        <w:rPr>
-          <w:rFonts w:cs="Times New Roman"/>
-          <w:szCs w:val="28"/>
-        </w:rPr>
-        <w:t xml:space="preserve"> и обрабатывают.</w:t>
+        <w:t>) забирают задачи из очереди и обрабатывают.</w:t>
       </w:r>
     </w:p>
     <w:p>
@@ -1674,14 +1606,7 @@
           <w:rFonts w:cs="Times New Roman"/>
           <w:szCs w:val="28"/>
         </w:rPr>
-        <w:t>П</w:t>
-      </w:r>
-      <w:r>
-        <w:rPr>
-          <w:rFonts w:cs="Times New Roman"/>
-          <w:szCs w:val="28"/>
-        </w:rPr>
-        <w:t>рименяется:</w:t>
+        <w:t>Применяется:</w:t>
       </w:r>
     </w:p>
     <w:p>
@@ -1743,21 +1668,7 @@
           <w:rFonts w:cs="Times New Roman"/>
           <w:szCs w:val="28"/>
         </w:rPr>
-        <w:t>Роли</w:t>
-      </w:r>
-      <w:r>
-        <w:rPr>
-          <w:rFonts w:cs="Times New Roman"/>
-          <w:szCs w:val="28"/>
-        </w:rPr>
-        <w:t xml:space="preserve"> участников</w:t>
-      </w:r>
-      <w:r>
-        <w:rPr>
-          <w:rFonts w:cs="Times New Roman"/>
-          <w:szCs w:val="28"/>
-        </w:rPr>
-        <w:t>:</w:t>
+        <w:t>Роли участников:</w:t>
       </w:r>
     </w:p>
     <w:tbl>
@@ -2090,56 +2001,7 @@
           <w:rFonts w:cs="Times New Roman"/>
           <w:szCs w:val="28"/>
         </w:rPr>
-        <w:t>: при инициализации карты нужно</w:t>
-      </w:r>
-      <w:r>
-        <w:rPr>
-          <w:rFonts w:cs="Times New Roman"/>
-          <w:szCs w:val="28"/>
-        </w:rPr>
-        <w:t xml:space="preserve"> дополнить </w:t>
-      </w:r>
-      <w:r>
-        <w:rPr>
-          <w:rFonts w:cs="Times New Roman"/>
-          <w:szCs w:val="28"/>
-        </w:rPr>
-        <w:t>все точки дополнительными данными (например,</w:t>
-      </w:r>
-      <w:r>
-        <w:rPr>
-          <w:rFonts w:cs="Times New Roman"/>
-          <w:szCs w:val="28"/>
-        </w:rPr>
-        <w:t xml:space="preserve"> </w:t>
-      </w:r>
-      <w:r>
-        <w:rPr>
-          <w:rFonts w:cs="Times New Roman"/>
-          <w:szCs w:val="28"/>
-        </w:rPr>
-        <w:t>рейти</w:t>
-      </w:r>
-      <w:r>
-        <w:rPr>
-          <w:rFonts w:cs="Times New Roman"/>
-          <w:szCs w:val="28"/>
-        </w:rPr>
-        <w:t>нг</w:t>
-      </w:r>
-      <w:r>
-        <w:rPr>
-          <w:rFonts w:cs="Times New Roman"/>
-          <w:szCs w:val="28"/>
-        </w:rPr>
-        <w:t>). Обработка каждой точки</w:t>
-      </w:r>
-      <w:r>
-        <w:rPr>
-          <w:rFonts w:cs="Times New Roman"/>
-          <w:szCs w:val="28"/>
-        </w:rPr>
-        <w:t xml:space="preserve"> занимается время.</w:t>
+        <w:t>: при инициализации карты нужно дополнить все точки дополнительными данными (например, рейтинг). Обработка каждой точки занимается время.</w:t>
       </w:r>
     </w:p>
     <w:p>
@@ -2284,6 +2146,7 @@
       <w:r>
         <w:rPr>
           <w:rFonts w:cs="Times New Roman"/>
+          <w:noProof/>
           <w:szCs w:val="28"/>
         </w:rPr>
         <w:lastRenderedPageBreak/>
@@ -2332,7 +2195,6 @@
         <w:rPr>
           <w:rFonts w:cs="Times New Roman"/>
           <w:szCs w:val="28"/>
-          <w:lang w:val="en-US"/>
         </w:rPr>
       </w:pPr>
       <w:r>
@@ -2500,25 +2362,7 @@
           <w:szCs w:val="28"/>
           <w:lang w:val="en-US"/>
         </w:rPr>
-        <w:t xml:space="preserve">    public string Name </w:t>
-      </w:r>
-      <w:proofErr w:type="gramStart"/>
-      <w:r>
-        <w:rPr>
-          <w:rFonts w:cs="Times New Roman"/>
-          <w:szCs w:val="28"/>
-          <w:lang w:val="en-US"/>
-        </w:rPr>
-        <w:t>{ get</w:t>
-      </w:r>
-      <w:proofErr w:type="gramEnd"/>
-      <w:r>
-        <w:rPr>
-          <w:rFonts w:cs="Times New Roman"/>
-          <w:szCs w:val="28"/>
-          <w:lang w:val="en-US"/>
-        </w:rPr>
-        <w:t xml:space="preserve">; </w:t>
+        <w:t xml:space="preserve">    public string Name { get; </w:t>
       </w:r>
       <w:proofErr w:type="spellStart"/>
       <w:r>
@@ -2530,7 +2374,44 @@
         <w:t>init</w:t>
       </w:r>
       <w:proofErr w:type="spellEnd"/>
-      <w:proofErr w:type="gramStart"/>
+      <w:r>
+        <w:rPr>
+          <w:rFonts w:cs="Times New Roman"/>
+          <w:szCs w:val="28"/>
+          <w:lang w:val="en-US"/>
+        </w:rPr>
+        <w:t>; } = "";</w:t>
+      </w:r>
+    </w:p>
+    <w:p>
+      <w:pPr>
+        <w:spacing w:after="0" w:line="360" w:lineRule="auto"/>
+        <w:ind w:firstLine="709"/>
+        <w:jc w:val="both"/>
+        <w:rPr>
+          <w:rFonts w:cs="Times New Roman"/>
+          <w:szCs w:val="28"/>
+          <w:lang w:val="en-US"/>
+        </w:rPr>
+      </w:pPr>
+      <w:r>
+        <w:rPr>
+          <w:rFonts w:cs="Times New Roman"/>
+          <w:szCs w:val="28"/>
+          <w:lang w:val="en-US"/>
+        </w:rPr>
+        <w:t xml:space="preserve">    public double Latitude { get; </w:t>
+      </w:r>
+      <w:proofErr w:type="spellStart"/>
+      <w:r>
+        <w:rPr>
+          <w:rFonts w:cs="Times New Roman"/>
+          <w:szCs w:val="28"/>
+          <w:lang w:val="en-US"/>
+        </w:rPr>
+        <w:t>init</w:t>
+      </w:r>
+      <w:proofErr w:type="spellEnd"/>
       <w:r>
         <w:rPr>
           <w:rFonts w:cs="Times New Roman"/>
@@ -2539,15 +2420,6 @@
         </w:rPr>
         <w:t>; }</w:t>
       </w:r>
-      <w:proofErr w:type="gramEnd"/>
-      <w:r>
-        <w:rPr>
-          <w:rFonts w:cs="Times New Roman"/>
-          <w:szCs w:val="28"/>
-          <w:lang w:val="en-US"/>
-        </w:rPr>
-        <w:t xml:space="preserve"> = "";</w:t>
-      </w:r>
     </w:p>
     <w:p>
       <w:pPr>
@@ -2566,25 +2438,7 @@
           <w:szCs w:val="28"/>
           <w:lang w:val="en-US"/>
         </w:rPr>
-        <w:t xml:space="preserve">    public double Latitude </w:t>
-      </w:r>
-      <w:proofErr w:type="gramStart"/>
-      <w:r>
-        <w:rPr>
-          <w:rFonts w:cs="Times New Roman"/>
-          <w:szCs w:val="28"/>
-          <w:lang w:val="en-US"/>
-        </w:rPr>
-        <w:t>{ get</w:t>
-      </w:r>
-      <w:proofErr w:type="gramEnd"/>
-      <w:r>
-        <w:rPr>
-          <w:rFonts w:cs="Times New Roman"/>
-          <w:szCs w:val="28"/>
-          <w:lang w:val="en-US"/>
-        </w:rPr>
-        <w:t xml:space="preserve">; </w:t>
+        <w:t xml:space="preserve">    public double Longitude { get; </w:t>
       </w:r>
       <w:proofErr w:type="spellStart"/>
       <w:r>
@@ -2596,7 +2450,6 @@
         <w:t>init</w:t>
       </w:r>
       <w:proofErr w:type="spellEnd"/>
-      <w:proofErr w:type="gramStart"/>
       <w:r>
         <w:rPr>
           <w:rFonts w:cs="Times New Roman"/>
@@ -2605,7 +2458,6 @@
         </w:rPr>
         <w:t>; }</w:t>
       </w:r>
-      <w:proofErr w:type="gramEnd"/>
     </w:p>
     <w:p>
       <w:pPr>
@@ -2618,52 +2470,48 @@
           <w:lang w:val="en-US"/>
         </w:rPr>
       </w:pPr>
-      <w:r>
-        <w:rPr>
-          <w:rFonts w:cs="Times New Roman"/>
-          <w:szCs w:val="28"/>
-          <w:lang w:val="en-US"/>
-        </w:rPr>
-        <w:t xml:space="preserve">    public double Longitude </w:t>
-      </w:r>
-      <w:proofErr w:type="gramStart"/>
-      <w:r>
-        <w:rPr>
-          <w:rFonts w:cs="Times New Roman"/>
-          <w:szCs w:val="28"/>
-          <w:lang w:val="en-US"/>
-        </w:rPr>
-        <w:t>{ get</w:t>
-      </w:r>
-      <w:proofErr w:type="gramEnd"/>
-      <w:r>
-        <w:rPr>
-          <w:rFonts w:cs="Times New Roman"/>
-          <w:szCs w:val="28"/>
-          <w:lang w:val="en-US"/>
-        </w:rPr>
-        <w:t xml:space="preserve">; </w:t>
+    </w:p>
+    <w:p>
+      <w:pPr>
+        <w:spacing w:after="0" w:line="360" w:lineRule="auto"/>
+        <w:ind w:firstLine="709"/>
+        <w:jc w:val="both"/>
+        <w:rPr>
+          <w:rFonts w:cs="Times New Roman"/>
+          <w:szCs w:val="28"/>
+        </w:rPr>
+      </w:pPr>
+      <w:r>
+        <w:rPr>
+          <w:rFonts w:cs="Times New Roman"/>
+          <w:szCs w:val="28"/>
+          <w:lang w:val="en-US"/>
+        </w:rPr>
+        <w:t xml:space="preserve">    </w:t>
+      </w:r>
+      <w:r>
+        <w:rPr>
+          <w:rFonts w:cs="Times New Roman"/>
+          <w:szCs w:val="28"/>
+        </w:rPr>
+        <w:t>/// &lt;</w:t>
       </w:r>
       <w:proofErr w:type="spellStart"/>
       <w:r>
         <w:rPr>
           <w:rFonts w:cs="Times New Roman"/>
           <w:szCs w:val="28"/>
-          <w:lang w:val="en-US"/>
-        </w:rPr>
-        <w:t>init</w:t>
+        </w:rPr>
+        <w:t>summary</w:t>
       </w:r>
       <w:proofErr w:type="spellEnd"/>
-      <w:proofErr w:type="gramStart"/>
-      <w:r>
-        <w:rPr>
-          <w:rFonts w:cs="Times New Roman"/>
-          <w:szCs w:val="28"/>
-          <w:lang w:val="en-US"/>
-        </w:rPr>
-        <w:t>; }</w:t>
-      </w:r>
-      <w:proofErr w:type="gramEnd"/>
+      <w:r>
+        <w:rPr>
+          <w:rFonts w:cs="Times New Roman"/>
+          <w:szCs w:val="28"/>
+        </w:rPr>
+        <w:t>&gt;</w:t>
+      </w:r>
     </w:p>
     <w:p>
       <w:pPr>
@@ -2673,9 +2521,15 @@
         <w:rPr>
           <w:rFonts w:cs="Times New Roman"/>
           <w:szCs w:val="28"/>
-          <w:lang w:val="en-US"/>
-        </w:rPr>
-      </w:pPr>
+        </w:rPr>
+      </w:pPr>
+      <w:r>
+        <w:rPr>
+          <w:rFonts w:cs="Times New Roman"/>
+          <w:szCs w:val="28"/>
+        </w:rPr>
+        <w:t xml:space="preserve">    /// Рейтинг, который вычисляется асинхронно (консьюмером).</w:t>
+      </w:r>
     </w:p>
     <w:p>
       <w:pPr>
@@ -2685,13 +2539,13 @@
         <w:rPr>
           <w:rFonts w:cs="Times New Roman"/>
           <w:szCs w:val="28"/>
-        </w:rPr>
-      </w:pPr>
-      <w:r>
-        <w:rPr>
-          <w:rFonts w:cs="Times New Roman"/>
-          <w:szCs w:val="28"/>
-          <w:lang w:val="en-US"/>
+          <w:lang w:val="en-US"/>
+        </w:rPr>
+      </w:pPr>
+      <w:r>
+        <w:rPr>
+          <w:rFonts w:cs="Times New Roman"/>
+          <w:szCs w:val="28"/>
         </w:rPr>
         <w:t xml:space="preserve">    </w:t>
       </w:r>
@@ -2699,24 +2553,39 @@
         <w:rPr>
           <w:rFonts w:cs="Times New Roman"/>
           <w:szCs w:val="28"/>
-        </w:rPr>
-        <w:t>/// &lt;</w:t>
-      </w:r>
-      <w:proofErr w:type="spellStart"/>
-      <w:r>
-        <w:rPr>
-          <w:rFonts w:cs="Times New Roman"/>
-          <w:szCs w:val="28"/>
-        </w:rPr>
-        <w:t>summary</w:t>
-      </w:r>
-      <w:proofErr w:type="spellEnd"/>
-      <w:r>
-        <w:rPr>
-          <w:rFonts w:cs="Times New Roman"/>
-          <w:szCs w:val="28"/>
-        </w:rPr>
-        <w:t>&gt;</w:t>
+          <w:lang w:val="en-US"/>
+        </w:rPr>
+        <w:t xml:space="preserve">/// </w:t>
+      </w:r>
+      <w:r>
+        <w:rPr>
+          <w:rFonts w:cs="Times New Roman"/>
+          <w:szCs w:val="28"/>
+        </w:rPr>
+        <w:t>До</w:t>
+      </w:r>
+      <w:r>
+        <w:rPr>
+          <w:rFonts w:cs="Times New Roman"/>
+          <w:szCs w:val="28"/>
+          <w:lang w:val="en-US"/>
+        </w:rPr>
+        <w:t xml:space="preserve"> </w:t>
+      </w:r>
+      <w:r>
+        <w:rPr>
+          <w:rFonts w:cs="Times New Roman"/>
+          <w:szCs w:val="28"/>
+        </w:rPr>
+        <w:t>обработки</w:t>
+      </w:r>
+      <w:r>
+        <w:rPr>
+          <w:rFonts w:cs="Times New Roman"/>
+          <w:szCs w:val="28"/>
+          <w:lang w:val="en-US"/>
+        </w:rPr>
+        <w:t xml:space="preserve"> — 0.</w:t>
       </w:r>
     </w:p>
     <w:p>
@@ -2727,14 +2596,16 @@
         <w:rPr>
           <w:rFonts w:cs="Times New Roman"/>
           <w:szCs w:val="28"/>
-        </w:rPr>
-      </w:pPr>
-      <w:r>
-        <w:rPr>
-          <w:rFonts w:cs="Times New Roman"/>
-          <w:szCs w:val="28"/>
-        </w:rPr>
-        <w:t xml:space="preserve">    /// Рейтинг, который вычисляется асинхронно (консьюмером).</w:t>
+          <w:lang w:val="en-US"/>
+        </w:rPr>
+      </w:pPr>
+      <w:r>
+        <w:rPr>
+          <w:rFonts w:cs="Times New Roman"/>
+          <w:szCs w:val="28"/>
+          <w:lang w:val="en-US"/>
+        </w:rPr>
+        <w:t xml:space="preserve">    /// &lt;/summary&gt;</w:t>
       </w:r>
     </w:p>
     <w:p>
@@ -2752,46 +2623,9 @@
         <w:rPr>
           <w:rFonts w:cs="Times New Roman"/>
           <w:szCs w:val="28"/>
-        </w:rPr>
-        <w:t xml:space="preserve">    </w:t>
-      </w:r>
-      <w:r>
-        <w:rPr>
-          <w:rFonts w:cs="Times New Roman"/>
-          <w:szCs w:val="28"/>
-          <w:lang w:val="en-US"/>
-        </w:rPr>
-        <w:t xml:space="preserve">/// </w:t>
-      </w:r>
-      <w:r>
-        <w:rPr>
-          <w:rFonts w:cs="Times New Roman"/>
-          <w:szCs w:val="28"/>
-        </w:rPr>
-        <w:t>До</w:t>
-      </w:r>
-      <w:r>
-        <w:rPr>
-          <w:rFonts w:cs="Times New Roman"/>
-          <w:szCs w:val="28"/>
-          <w:lang w:val="en-US"/>
-        </w:rPr>
-        <w:t xml:space="preserve"> </w:t>
-      </w:r>
-      <w:r>
-        <w:rPr>
-          <w:rFonts w:cs="Times New Roman"/>
-          <w:szCs w:val="28"/>
-        </w:rPr>
-        <w:t>обработки</w:t>
-      </w:r>
-      <w:r>
-        <w:rPr>
-          <w:rFonts w:cs="Times New Roman"/>
-          <w:szCs w:val="28"/>
-          <w:lang w:val="en-US"/>
-        </w:rPr>
-        <w:t xml:space="preserve"> — 0.</w:t>
+          <w:lang w:val="en-US"/>
+        </w:rPr>
+        <w:t xml:space="preserve">    public double Rating { get; set; }</w:t>
       </w:r>
     </w:p>
     <w:p>
@@ -2810,73 +2644,6 @@
           <w:rFonts w:cs="Times New Roman"/>
           <w:szCs w:val="28"/>
           <w:lang w:val="en-US"/>
-        </w:rPr>
-        <w:t xml:space="preserve">    /// &lt;/summary&gt;</w:t>
-      </w:r>
-    </w:p>
-    <w:p>
-      <w:pPr>
-        <w:spacing w:after="0" w:line="360" w:lineRule="auto"/>
-        <w:ind w:firstLine="709"/>
-        <w:jc w:val="both"/>
-        <w:rPr>
-          <w:rFonts w:cs="Times New Roman"/>
-          <w:szCs w:val="28"/>
-          <w:lang w:val="en-US"/>
-        </w:rPr>
-      </w:pPr>
-      <w:r>
-        <w:rPr>
-          <w:rFonts w:cs="Times New Roman"/>
-          <w:szCs w:val="28"/>
-          <w:lang w:val="en-US"/>
-        </w:rPr>
-        <w:t xml:space="preserve">    public double Rating </w:t>
-      </w:r>
-      <w:proofErr w:type="gramStart"/>
-      <w:r>
-        <w:rPr>
-          <w:rFonts w:cs="Times New Roman"/>
-          <w:szCs w:val="28"/>
-          <w:lang w:val="en-US"/>
-        </w:rPr>
-        <w:t>{ get</w:t>
-      </w:r>
-      <w:proofErr w:type="gramEnd"/>
-      <w:r>
-        <w:rPr>
-          <w:rFonts w:cs="Times New Roman"/>
-          <w:szCs w:val="28"/>
-          <w:lang w:val="en-US"/>
-        </w:rPr>
-        <w:t>; set</w:t>
-      </w:r>
-      <w:proofErr w:type="gramStart"/>
-      <w:r>
-        <w:rPr>
-          <w:rFonts w:cs="Times New Roman"/>
-          <w:szCs w:val="28"/>
-          <w:lang w:val="en-US"/>
-        </w:rPr>
-        <w:t>; }</w:t>
-      </w:r>
-      <w:proofErr w:type="gramEnd"/>
-    </w:p>
-    <w:p>
-      <w:pPr>
-        <w:spacing w:after="0" w:line="360" w:lineRule="auto"/>
-        <w:ind w:firstLine="709"/>
-        <w:jc w:val="both"/>
-        <w:rPr>
-          <w:rFonts w:cs="Times New Roman"/>
-          <w:szCs w:val="28"/>
-          <w:lang w:val="en-US"/>
-        </w:rPr>
-      </w:pPr>
-      <w:r>
-        <w:rPr>
-          <w:rFonts w:cs="Times New Roman"/>
-          <w:szCs w:val="28"/>
         </w:rPr>
         <w:t>}</w:t>
       </w:r>
@@ -3146,7 +2913,6 @@
         <w:t xml:space="preserve">    public </w:t>
       </w:r>
       <w:proofErr w:type="spellStart"/>
-      <w:proofErr w:type="gramStart"/>
       <w:r>
         <w:rPr>
           <w:rFonts w:cs="Times New Roman"/>
@@ -3165,7 +2931,6 @@
         <w:t>(</w:t>
       </w:r>
       <w:proofErr w:type="spellStart"/>
-      <w:proofErr w:type="gramEnd"/>
       <w:r>
         <w:rPr>
           <w:rFonts w:cs="Times New Roman"/>
@@ -3291,25 +3056,7 @@
           <w:szCs w:val="28"/>
           <w:lang w:val="en-US"/>
         </w:rPr>
-        <w:t xml:space="preserve">    public void </w:t>
-      </w:r>
-      <w:proofErr w:type="gramStart"/>
-      <w:r>
-        <w:rPr>
-          <w:rFonts w:cs="Times New Roman"/>
-          <w:szCs w:val="28"/>
-          <w:lang w:val="en-US"/>
-        </w:rPr>
-        <w:t>Produce(</w:t>
-      </w:r>
-      <w:proofErr w:type="gramEnd"/>
-      <w:r>
-        <w:rPr>
-          <w:rFonts w:cs="Times New Roman"/>
-          <w:szCs w:val="28"/>
-          <w:lang w:val="en-US"/>
-        </w:rPr>
-        <w:t>int count)</w:t>
+        <w:t xml:space="preserve">    public void Produce(int count)</w:t>
       </w:r>
     </w:p>
     <w:p>
@@ -3367,25 +3114,7 @@
           <w:szCs w:val="28"/>
           <w:lang w:val="en-US"/>
         </w:rPr>
-        <w:t xml:space="preserve"> = new </w:t>
-      </w:r>
-      <w:proofErr w:type="gramStart"/>
-      <w:r>
-        <w:rPr>
-          <w:rFonts w:cs="Times New Roman"/>
-          <w:szCs w:val="28"/>
-          <w:lang w:val="en-US"/>
-        </w:rPr>
-        <w:t>Random(</w:t>
-      </w:r>
-      <w:proofErr w:type="gramEnd"/>
-      <w:r>
-        <w:rPr>
-          <w:rFonts w:cs="Times New Roman"/>
-          <w:szCs w:val="28"/>
-          <w:lang w:val="en-US"/>
-        </w:rPr>
-        <w:t>42);</w:t>
+        <w:t xml:space="preserve"> = new Random(42);</w:t>
       </w:r>
     </w:p>
     <w:p>
@@ -3617,7 +3346,6 @@
         <w:t xml:space="preserve">                Latitude = 55.70 + </w:t>
       </w:r>
       <w:proofErr w:type="spellStart"/>
-      <w:proofErr w:type="gramStart"/>
       <w:r>
         <w:rPr>
           <w:rFonts w:cs="Times New Roman"/>
@@ -3627,7 +3355,6 @@
         <w:t>random.NextDouble</w:t>
       </w:r>
       <w:proofErr w:type="spellEnd"/>
-      <w:proofErr w:type="gramEnd"/>
       <w:r>
         <w:rPr>
           <w:rFonts w:cs="Times New Roman"/>
@@ -3657,7 +3384,6 @@
         <w:t xml:space="preserve">                Longitude = 37.60 + </w:t>
       </w:r>
       <w:proofErr w:type="spellStart"/>
-      <w:proofErr w:type="gramStart"/>
       <w:r>
         <w:rPr>
           <w:rFonts w:cs="Times New Roman"/>
@@ -3667,7 +3393,6 @@
         <w:t>random.NextDouble</w:t>
       </w:r>
       <w:proofErr w:type="spellEnd"/>
-      <w:proofErr w:type="gramEnd"/>
       <w:r>
         <w:rPr>
           <w:rFonts w:cs="Times New Roman"/>
@@ -3729,7 +3454,6 @@
         <w:t xml:space="preserve">            _</w:t>
       </w:r>
       <w:proofErr w:type="spellStart"/>
-      <w:proofErr w:type="gramStart"/>
       <w:r>
         <w:rPr>
           <w:rFonts w:cs="Times New Roman"/>
@@ -3739,7 +3463,6 @@
         <w:t>queue.Add</w:t>
       </w:r>
       <w:proofErr w:type="spellEnd"/>
-      <w:proofErr w:type="gramEnd"/>
       <w:r>
         <w:rPr>
           <w:rFonts w:cs="Times New Roman"/>
@@ -3814,7 +3537,6 @@
         <w:t xml:space="preserve"> {</w:t>
       </w:r>
       <w:proofErr w:type="spellStart"/>
-      <w:proofErr w:type="gramStart"/>
       <w:r>
         <w:rPr>
           <w:rFonts w:cs="Times New Roman"/>
@@ -3824,7 +3546,6 @@
         <w:t>poi.Name</w:t>
       </w:r>
       <w:proofErr w:type="spellEnd"/>
-      <w:proofErr w:type="gramEnd"/>
       <w:r>
         <w:rPr>
           <w:rFonts w:cs="Times New Roman"/>
@@ -3916,7 +3637,6 @@
         <w:t>_</w:t>
       </w:r>
       <w:proofErr w:type="spellStart"/>
-      <w:proofErr w:type="gramStart"/>
       <w:r>
         <w:rPr>
           <w:rFonts w:cs="Times New Roman"/>
@@ -3926,7 +3646,6 @@
         <w:t>queue.CompleteAdding</w:t>
       </w:r>
       <w:proofErr w:type="spellEnd"/>
-      <w:proofErr w:type="gramEnd"/>
       <w:r>
         <w:rPr>
           <w:rFonts w:cs="Times New Roman"/>
@@ -4042,6 +3761,7 @@
         <w:rPr>
           <w:rFonts w:cs="Times New Roman"/>
           <w:szCs w:val="28"/>
+          <w:lang w:val="en-US"/>
         </w:rPr>
       </w:pPr>
       <w:r>
@@ -4056,6 +3776,7 @@
         <w:rPr>
           <w:rFonts w:cs="Times New Roman"/>
           <w:szCs w:val="28"/>
+          <w:lang w:val="en-US"/>
         </w:rPr>
         <w:t>}</w:t>
       </w:r>
@@ -4075,6 +3796,7 @@
         <w:rPr>
           <w:rFonts w:cs="Times New Roman"/>
           <w:szCs w:val="28"/>
+          <w:lang w:val="en-US"/>
         </w:rPr>
         <w:t>}</w:t>
       </w:r>
@@ -4158,7 +3880,6 @@
         <w:rPr>
           <w:rFonts w:cs="Times New Roman"/>
           <w:szCs w:val="28"/>
-          <w:lang w:val="en-US"/>
         </w:rPr>
       </w:pPr>
       <w:r>
@@ -4383,7 +4104,6 @@
         <w:t xml:space="preserve">    public </w:t>
       </w:r>
       <w:proofErr w:type="spellStart"/>
-      <w:proofErr w:type="gramStart"/>
       <w:r>
         <w:rPr>
           <w:rFonts w:cs="Times New Roman"/>
@@ -4402,7 +4122,6 @@
         <w:t>(</w:t>
       </w:r>
       <w:proofErr w:type="spellStart"/>
-      <w:proofErr w:type="gramEnd"/>
       <w:r>
         <w:rPr>
           <w:rFonts w:cs="Times New Roman"/>
@@ -4548,25 +4267,7 @@
           <w:szCs w:val="28"/>
           <w:lang w:val="en-US"/>
         </w:rPr>
-        <w:t xml:space="preserve">    public void </w:t>
-      </w:r>
-      <w:proofErr w:type="gramStart"/>
-      <w:r>
-        <w:rPr>
-          <w:rFonts w:cs="Times New Roman"/>
-          <w:szCs w:val="28"/>
-          <w:lang w:val="en-US"/>
-        </w:rPr>
-        <w:t>Consume(</w:t>
-      </w:r>
-      <w:proofErr w:type="gramEnd"/>
-      <w:r>
-        <w:rPr>
-          <w:rFonts w:cs="Times New Roman"/>
-          <w:szCs w:val="28"/>
-          <w:lang w:val="en-US"/>
-        </w:rPr>
-        <w:t>)</w:t>
+        <w:t xml:space="preserve">    public void Consume()</w:t>
       </w:r>
     </w:p>
     <w:p>
@@ -4627,7 +4328,6 @@
         <w:t xml:space="preserve"> poi in _</w:t>
       </w:r>
       <w:proofErr w:type="spellStart"/>
-      <w:proofErr w:type="gramStart"/>
       <w:r>
         <w:rPr>
           <w:rFonts w:cs="Times New Roman"/>
@@ -4637,7 +4337,6 @@
         <w:t>queue.GetConsumingEnumerable</w:t>
       </w:r>
       <w:proofErr w:type="spellEnd"/>
-      <w:proofErr w:type="gramEnd"/>
       <w:r>
         <w:rPr>
           <w:rFonts w:cs="Times New Roman"/>
@@ -4773,7 +4472,6 @@
         <w:t xml:space="preserve">            </w:t>
       </w:r>
       <w:proofErr w:type="spellStart"/>
-      <w:proofErr w:type="gramStart"/>
       <w:r>
         <w:rPr>
           <w:rFonts w:cs="Times New Roman"/>
@@ -4783,7 +4481,6 @@
         <w:t>poi.Rating</w:t>
       </w:r>
       <w:proofErr w:type="spellEnd"/>
-      <w:proofErr w:type="gramEnd"/>
       <w:r>
         <w:rPr>
           <w:rFonts w:cs="Times New Roman"/>
@@ -4811,7 +4508,6 @@
         <w:t>(3.0 + (</w:t>
       </w:r>
       <w:proofErr w:type="spellStart"/>
-      <w:proofErr w:type="gramStart"/>
       <w:r>
         <w:rPr>
           <w:rFonts w:cs="Times New Roman"/>
@@ -4821,7 +4517,6 @@
         <w:t>poi.Latitude</w:t>
       </w:r>
       <w:proofErr w:type="spellEnd"/>
-      <w:proofErr w:type="gramEnd"/>
       <w:r>
         <w:rPr>
           <w:rFonts w:cs="Times New Roman"/>
@@ -4831,7 +4526,6 @@
         <w:t xml:space="preserve"> + </w:t>
       </w:r>
       <w:proofErr w:type="spellStart"/>
-      <w:proofErr w:type="gramStart"/>
       <w:r>
         <w:rPr>
           <w:rFonts w:cs="Times New Roman"/>
@@ -4841,7 +4535,6 @@
         <w:t>poi.Longitude</w:t>
       </w:r>
       <w:proofErr w:type="spellEnd"/>
-      <w:proofErr w:type="gramEnd"/>
       <w:r>
         <w:rPr>
           <w:rFonts w:cs="Times New Roman"/>
@@ -4916,7 +4609,6 @@
         <w:t xml:space="preserve"> {</w:t>
       </w:r>
       <w:proofErr w:type="spellStart"/>
-      <w:proofErr w:type="gramStart"/>
       <w:r>
         <w:rPr>
           <w:rFonts w:cs="Times New Roman"/>
@@ -4926,7 +4618,6 @@
         <w:t>poi.Name</w:t>
       </w:r>
       <w:proofErr w:type="spellEnd"/>
-      <w:proofErr w:type="gramEnd"/>
       <w:r>
         <w:rPr>
           <w:rFonts w:cs="Times New Roman"/>
@@ -4951,7 +4642,6 @@
         <w:t xml:space="preserve"> {</w:t>
       </w:r>
       <w:proofErr w:type="spellStart"/>
-      <w:proofErr w:type="gramStart"/>
       <w:r>
         <w:rPr>
           <w:rFonts w:cs="Times New Roman"/>
@@ -4961,7 +4651,6 @@
         <w:t>poi.Rating</w:t>
       </w:r>
       <w:proofErr w:type="spellEnd"/>
-      <w:proofErr w:type="gramEnd"/>
       <w:r>
         <w:rPr>
           <w:rFonts w:cs="Times New Roman"/>
@@ -5244,25 +4933,7 @@
           <w:szCs w:val="28"/>
           <w:lang w:val="en-US"/>
         </w:rPr>
-        <w:t xml:space="preserve"> = new </w:t>
-      </w:r>
-      <w:proofErr w:type="gramStart"/>
-      <w:r>
-        <w:rPr>
-          <w:rFonts w:cs="Times New Roman"/>
-          <w:szCs w:val="28"/>
-          <w:lang w:val="en-US"/>
-        </w:rPr>
-        <w:t>Pipeline(</w:t>
-      </w:r>
-      <w:proofErr w:type="gramEnd"/>
-      <w:r>
-        <w:rPr>
-          <w:rFonts w:cs="Times New Roman"/>
-          <w:szCs w:val="28"/>
-          <w:lang w:val="en-US"/>
-        </w:rPr>
-        <w:t>);</w:t>
+        <w:t xml:space="preserve"> = new Pipeline();</w:t>
       </w:r>
     </w:p>
     <w:p>
@@ -5277,7 +4948,6 @@
         </w:rPr>
       </w:pPr>
       <w:proofErr w:type="spellStart"/>
-      <w:proofErr w:type="gramStart"/>
       <w:r>
         <w:rPr>
           <w:rFonts w:cs="Times New Roman"/>
@@ -5287,7 +4957,6 @@
         <w:t>pipeline.Run</w:t>
       </w:r>
       <w:proofErr w:type="spellEnd"/>
-      <w:proofErr w:type="gramEnd"/>
       <w:r>
         <w:rPr>
           <w:rFonts w:cs="Times New Roman"/>
@@ -5357,7 +5026,6 @@
         </w:rPr>
       </w:pPr>
       <w:proofErr w:type="spellStart"/>
-      <w:proofErr w:type="gramStart"/>
       <w:r>
         <w:rPr>
           <w:rFonts w:cs="Times New Roman"/>
@@ -5367,7 +5035,6 @@
         <w:t>sw.Stop</w:t>
       </w:r>
       <w:proofErr w:type="spellEnd"/>
-      <w:proofErr w:type="gramEnd"/>
       <w:r>
         <w:rPr>
           <w:rFonts w:cs="Times New Roman"/>
@@ -5437,7 +5104,6 @@
         <w:t>: {</w:t>
       </w:r>
       <w:proofErr w:type="spellStart"/>
-      <w:proofErr w:type="gramStart"/>
       <w:r>
         <w:rPr>
           <w:rFonts w:cs="Times New Roman"/>
@@ -5447,7 +5113,6 @@
         <w:t>sw.ElapsedMilliseconds</w:t>
       </w:r>
       <w:proofErr w:type="spellEnd"/>
-      <w:proofErr w:type="gramEnd"/>
       <w:r>
         <w:rPr>
           <w:rFonts w:cs="Times New Roman"/>
@@ -5519,6 +5184,7 @@
       <w:r>
         <w:rPr>
           <w:rFonts w:cs="Times New Roman"/>
+          <w:noProof/>
           <w:szCs w:val="28"/>
         </w:rPr>
         <w:drawing>
@@ -5603,9 +5269,16 @@
           <w:rFonts w:cs="Times New Roman"/>
           <w:szCs w:val="28"/>
         </w:rPr>
-        <w:t>CompleteAdding.</w:t>
+        <w:t>CompleteAdding</w:t>
       </w:r>
       <w:proofErr w:type="spellEnd"/>
+      <w:r>
+        <w:rPr>
+          <w:rFonts w:cs="Times New Roman"/>
+          <w:szCs w:val="28"/>
+        </w:rPr>
+        <w:t>.</w:t>
+      </w:r>
     </w:p>
     <w:p>
       <w:pPr>
@@ -5661,21 +5334,7 @@
           <w:rFonts w:cs="Times New Roman"/>
           <w:szCs w:val="28"/>
         </w:rPr>
-        <w:t>/Consumer (Производитель–Потребитель) на C# для задачи параллельного «</w:t>
-      </w:r>
-      <w:r>
-        <w:rPr>
-          <w:rFonts w:cs="Times New Roman"/>
-          <w:szCs w:val="28"/>
-        </w:rPr>
-        <w:t>добавления</w:t>
-      </w:r>
-      <w:r>
-        <w:rPr>
-          <w:rFonts w:cs="Times New Roman"/>
-          <w:szCs w:val="28"/>
-        </w:rPr>
-        <w:t>» точек интереса на карте.</w:t>
+        <w:t>/Consumer (Производитель–Потребитель) на C# для задачи параллельного «добавления» точек интереса на карте.</w:t>
       </w:r>
     </w:p>
     <w:p>
@@ -5821,7 +5480,6 @@
         <w:t xml:space="preserve"> — координатор: создаёт </w:t>
       </w:r>
       <w:proofErr w:type="spellStart"/>
-      <w:proofErr w:type="gramStart"/>
       <w:r>
         <w:rPr>
           <w:rFonts w:cs="Times New Roman"/>
@@ -5838,7 +5496,6 @@
         <w:t>&lt;</w:t>
       </w:r>
       <w:proofErr w:type="spellStart"/>
-      <w:proofErr w:type="gramEnd"/>
       <w:r>
         <w:rPr>
           <w:rFonts w:cs="Times New Roman"/>
@@ -10866,6 +10523,7 @@
   <w:style w:type="character" w:default="1" w:styleId="a0">
     <w:name w:val="Default Paragraph Font"/>
     <w:uiPriority w:val="1"/>
+    <w:semiHidden/>
     <w:unhideWhenUsed/>
   </w:style>
   <w:style w:type="table" w:default="1" w:styleId="a1">
